--- a/papers/改稿报告_L3_2026-10-24.docx
+++ b/papers/改稿报告_L3_2026-10-24.docx
@@ -5948,7 +5948,7 @@
         <w:rPr>
           <w:rStyle w:val="VerbatimChar"/>
         </w:rPr>
-        <w:t xml:space="preserve">📌</w:t>
+        <w:t xml:space="preserve">【待回查】</w:t>
       </w:r>
       <w:r>
         <w:t xml:space="preserve">／</w:t>
@@ -6759,7 +6759,7 @@
         <w:rPr>
           <w:rStyle w:val="VerbatimChar"/>
         </w:rPr>
-        <w:t xml:space="preserve">✅</w:t>
+        <w:t xml:space="preserve">【已核】</w:t>
       </w:r>
       <w:r>
         <w:t xml:space="preserve">／</w:t>
@@ -6768,7 +6768,7 @@
         <w:rPr>
           <w:rStyle w:val="VerbatimChar"/>
         </w:rPr>
-        <w:t xml:space="preserve">◐</w:t>
+        <w:t xml:space="preserve">【方向】</w:t>
       </w:r>
       <w:r>
         <w:t xml:space="preserve">／</w:t>
@@ -13380,7 +13380,7 @@
               <w:rPr>
                 <w:rStyle w:val="VerbatimChar"/>
               </w:rPr>
-              <w:t xml:space="preserve">📌</w:t>
+              <w:t xml:space="preserve">【待回查】</w:t>
             </w:r>
             <w:r>
               <w:t xml:space="preserve"> </w:t>
@@ -15486,7 +15486,7 @@
               <w:rPr>
                 <w:rStyle w:val="VerbatimChar"/>
               </w:rPr>
-              <w:t xml:space="preserve">📌</w:t>
+              <w:t xml:space="preserve">【待回查】</w:t>
             </w:r>
             <w:r>
               <w:t xml:space="preserve"> </w:t>
@@ -15860,7 +15860,7 @@
               <w:rPr>
                 <w:rStyle w:val="VerbatimChar"/>
               </w:rPr>
-              <w:t xml:space="preserve">✅</w:t>
+              <w:t xml:space="preserve">【已核】</w:t>
             </w:r>
             <w:r>
               <w:t xml:space="preserve">／</w:t>
@@ -15869,7 +15869,7 @@
               <w:rPr>
                 <w:rStyle w:val="VerbatimChar"/>
               </w:rPr>
-              <w:t xml:space="preserve">◐</w:t>
+              <w:t xml:space="preserve">【方向】</w:t>
             </w:r>
             <w:r>
               <w:t xml:space="preserve">／</w:t>
